--- a/az/discovery-articles/1.16 Atın əhliləşdirilməsi.docx
+++ b/az/discovery-articles/1.16 Atın əhliləşdirilməsi.docx
@@ -4,527 +4,350 @@
   <w:body>
     <w:p>
       <w:pPr>
-        <w:keepNext/>
-        <w:spacing w:before="280" w:after="120"/>
+        <w:pStyle w:val="Title"/>
+        <w:widowControl/>
       </w:pPr>
       <w:r>
-        <w:rPr>
-          <w:rFonts w:ascii="Calibri" w:hAnsi="Calibri" w:eastAsia="Calibri"/>
-          <w:b/>
-          <w:i w:val="0"/>
-          <w:color w:val="004E8C"/>
-          <w:sz w:val="44"/>
-        </w:rPr>
         <w:t>1.16 Atın əhliləşdirilməsi</w:t>
       </w:r>
     </w:p>
     <w:p>
       <w:pPr>
-        <w:spacing w:after="80"/>
+        <w:keepNext/>
+        <w:widowControl/>
       </w:pPr>
       <w:r>
         <w:rPr>
-          <w:rFonts w:ascii="Calibri" w:hAnsi="Calibri" w:eastAsia="Calibri"/>
-          <w:b w:val="0"/>
-          <w:i/>
-          <w:color w:val="505050"/>
-          <w:sz w:val="22"/>
+          <w:sz w:val="20"/>
         </w:rPr>
-        <w:t>1. Sivilizasiyanın təməlləri</w:t>
-      </w:r>
-    </w:p>
-    <w:p>
-      <w:pPr>
-        <w:spacing w:after="200"/>
-      </w:pPr>
-      <w:r>
-        <w:rPr>
-          <w:rFonts w:ascii="Calibri" w:hAnsi="Calibri" w:eastAsia="Calibri"/>
-          <w:b w:val="0"/>
-          <w:i/>
-          <w:sz w:val="22"/>
-        </w:rPr>
-        <w:t>Dövr: e.ə. IV–III minilliklər (Avrasiya çölləri ilə bağlı mübahisələr); sonralar bütün dünyada döyüş arabası və süvari dövrləri | Əsas icmalar: Avrasiya çöllərinin maldarları (Botay mədəniyyəti və onunla bağlı mübahisələr); sonrakı döyüş arabası mədəniyyətləri və Avrasiyanın atlı cəmiyyətləri</w:t>
-      </w:r>
-    </w:p>
-    <w:p>
-      <w:pPr>
-        <w:spacing w:after="160" w:line="276" w:lineRule="auto"/>
-      </w:pPr>
-      <w:r>
-        <w:rPr>
-          <w:rFonts w:ascii="Calibri" w:hAnsi="Calibri" w:eastAsia="Calibri"/>
-          <w:b w:val="0"/>
-          <w:i w:val="0"/>
-          <w:sz w:val="22"/>
-        </w:rPr>
-        <w:t>Atın əhliləşdirilməsi vəhşi otyeyən heyvanı minik, yükdaşıma və qoşqu işlərində insanın tərəfdaşına çevirdi. Quruda sürət və hərəkət məsafəsi artdı, maldarlıq, müharibə, poçt rabitəsi və uzaq xalqların qarşılaşması dəyişdi.</w:t>
+        <w:t>1 Sivilizasiyanın təməlləri</w:t>
       </w:r>
     </w:p>
     <w:p>
       <w:pPr>
         <w:keepNext/>
-        <w:spacing w:before="240" w:after="120"/>
+        <w:widowControl/>
       </w:pPr>
       <w:r>
         <w:rPr>
-          <w:rFonts w:ascii="Calibri" w:hAnsi="Calibri" w:eastAsia="Calibri"/>
-          <w:b/>
-          <w:i w:val="0"/>
-          <w:color w:val="004E8C"/>
-          <w:sz w:val="28"/>
+          <w:sz w:val="20"/>
         </w:rPr>
-        <w:t>Əsas faktlar</w:t>
+        <w:t>Dövr: təxminən e.ə. IV–III minilliklər; Avrasiya çöllərindəki proses müzakirə olunur; sonralar döyüş arabaları və süvari dövrləri | Əsas iştirakçılar: Avrasiya çöl maldarları, Botay və əlaqəli müzakirələr; sonrakı araba və atlı cəmiyyətlər</w:t>
+      </w:r>
+    </w:p>
+    <w:p>
+      <w:pPr>
+        <w:widowControl/>
+      </w:pPr>
+      <w:r>
+        <w:t>Atın əhliləşdirilməsi vəhşi ot yeyən heyvanı minik, yükdaşıma və dartı qüvvəsinə çevirdi. Quruda sürət və gedilə bilən məsafənin artması maldarlığı, müharibəni, poçtu və uzaq xalqların əlaqələrini dəyişdi.</w:t>
+      </w:r>
+    </w:p>
+    <w:p>
+      <w:pPr>
+        <w:pStyle w:val="Heading1"/>
+        <w:widowControl/>
+      </w:pPr>
+      <w:r>
+        <w:t>Əsas məlumatlar</w:t>
       </w:r>
     </w:p>
     <w:p>
       <w:pPr>
         <w:pStyle w:val="ListBullet"/>
+        <w:widowControl/>
       </w:pPr>
       <w:r>
-        <w:rPr>
-          <w:rFonts w:ascii="Calibri" w:hAnsi="Calibri" w:eastAsia="Calibri"/>
-          <w:b w:val="0"/>
-          <w:i w:val="0"/>
-          <w:sz w:val="22"/>
-        </w:rPr>
-        <w:t>Genetik və arxeoloji dəlillər atların ilk dəfə Avrasiya çöllərində sistemli şəkildə saxlanmasına işarə edir</w:t>
+        <w:t>Genetik və arxeoloji dəlillər Avrasiya çöllərində erkən at saxlanmasına işarə edir.</w:t>
       </w:r>
     </w:p>
     <w:p>
       <w:pPr>
         <w:pStyle w:val="ListBullet"/>
+        <w:widowControl/>
       </w:pPr>
       <w:r>
-        <w:rPr>
-          <w:rFonts w:ascii="Calibri" w:hAnsi="Calibri" w:eastAsia="Calibri"/>
-          <w:b w:val="0"/>
-          <w:i w:val="0"/>
-          <w:sz w:val="22"/>
-        </w:rPr>
-        <w:t>Tədqiqatçıların müzakirə etdiyi dəlillər arasında ağızlıqdan qalan diş aşınması, at ağılları və süd qalıqları var</w:t>
+        <w:t>Yüyən gəminin dişlərdə yaratdığı aşınma, ağıllar və süd qalıqları tədqiqatçıların müzakirə etdiyi dəlillərdəndir.</w:t>
       </w:r>
     </w:p>
     <w:p>
       <w:pPr>
         <w:pStyle w:val="ListBullet"/>
+        <w:widowControl/>
       </w:pPr>
       <w:r>
-        <w:rPr>
-          <w:rFonts w:ascii="Calibri" w:hAnsi="Calibri" w:eastAsia="Calibri"/>
-          <w:b w:val="0"/>
-          <w:i w:val="0"/>
-          <w:sz w:val="22"/>
-        </w:rPr>
-        <w:t>At qoşulan döyüş arabaları e.ə. II minillikdə hakimiyyət və nüfuz rəmzinə çevrilərək geniş yayılıb</w:t>
+        <w:t>E.ə. II minillikdə at qoşulan döyüş arabaları güc və nüfuzun yayılmasına xidmət etdi.</w:t>
       </w:r>
     </w:p>
     <w:p>
       <w:pPr>
         <w:pStyle w:val="ListBullet"/>
+        <w:widowControl/>
       </w:pPr>
       <w:r>
-        <w:rPr>
-          <w:rFonts w:ascii="Calibri" w:hAnsi="Calibri" w:eastAsia="Calibri"/>
-          <w:b w:val="0"/>
-          <w:i w:val="0"/>
-          <w:sz w:val="22"/>
-        </w:rPr>
-        <w:t>Sonralar atlı süvarilər müharibəni, maldarlığı və uzaq məsafələrə xəbər çatdırılmasını kökündən dəyişib</w:t>
+        <w:t>Sonralar at minmək müharibəni, maldarlığı və uzaq məsafəyə xəbər çatdırmağı dəyişdi.</w:t>
       </w:r>
     </w:p>
     <w:p>
       <w:pPr>
         <w:pStyle w:val="ListBullet"/>
+        <w:widowControl/>
       </w:pPr>
       <w:r>
-        <w:rPr>
-          <w:rFonts w:ascii="Calibri" w:hAnsi="Calibri" w:eastAsia="Calibri"/>
-          <w:b w:val="0"/>
-          <w:i w:val="0"/>
-          <w:sz w:val="22"/>
-        </w:rPr>
-        <w:t>Dəmir yolu və avtomobil dövrünədək at quruda əsas nəqliyyat vasitəsi olaraq qalıb</w:t>
+        <w:t>Dəmir yolu və avtomobil dövrünədək atlar əsas quru nəqliyyatı vasitələrindən idi.</w:t>
       </w:r>
     </w:p>
     <w:p>
       <w:pPr>
-        <w:keepNext/>
-        <w:spacing w:before="240" w:after="120"/>
+        <w:pStyle w:val="Heading1"/>
+        <w:widowControl/>
       </w:pPr>
       <w:r>
-        <w:rPr>
-          <w:rFonts w:ascii="Calibri" w:hAnsi="Calibri" w:eastAsia="Calibri"/>
-          <w:b/>
-          <w:i w:val="0"/>
-          <w:color w:val="004E8C"/>
-          <w:sz w:val="28"/>
-        </w:rPr>
         <w:t>Bu nədir</w:t>
       </w:r>
     </w:p>
     <w:p>
       <w:pPr>
-        <w:spacing w:after="160" w:line="276" w:lineRule="auto"/>
+        <w:widowControl/>
       </w:pPr>
       <w:r>
-        <w:rPr>
-          <w:rFonts w:ascii="Calibri" w:hAnsi="Calibri" w:eastAsia="Calibri"/>
-          <w:b w:val="0"/>
-          <w:i w:val="0"/>
-          <w:sz w:val="22"/>
-        </w:rPr>
-        <w:t>Atın əhliləşdirilməsi bu heyvanı nəsillər boyu insan nəzarətində saxlamaq, çoxaltmaq, bəsləmək və süd, ət, yükdaşıma, araba qoşqusu və ya minik üçün öyrətmək deməkdir. Bir dəfə ram edilən at hələ əhliləşmiş sayılmır; uyğun xasiyyət və güc xüsusiyyətləri nəsillər boyunca seçilməlidir. Sadə dillə desək, insanlar səfər və əmək imkanlarını ən sürətli qaçışçını belə ötən heyvanla birləşdirdilər. Bu tərəfdaşlıq bir gündə qət edilə bilən məsafəni dəfələrlə artırdı.</w:t>
+        <w:t>Atın əhliləşdirilməsi Equus cinsinə aid heyvanları davamlı insan nəzarətində yetişdirmək, bəsləmək, süd, ət, yük, araba və minik üçün öyrətməkdir. Ev atı sadəcə bir dəfə insana alışdırılmış heyvan deyil; nəsillər boyu xasiyyətinə və gücünə görə seçilib artırılır. İnsanlar səfərini və əməyini istənilən qaçandan daha sürətli heyvana bağladılar. Bir gündə qət edilə bilən məsafə genişləndi.</w:t>
       </w:r>
     </w:p>
     <w:p>
       <w:pPr>
-        <w:keepNext/>
-        <w:spacing w:before="240" w:after="120"/>
+        <w:pStyle w:val="Heading1"/>
+        <w:widowControl/>
       </w:pPr>
       <w:r>
-        <w:rPr>
-          <w:rFonts w:ascii="Calibri" w:hAnsi="Calibri" w:eastAsia="Calibri"/>
-          <w:b/>
-          <w:i w:val="0"/>
-          <w:color w:val="004E8C"/>
-          <w:sz w:val="28"/>
-        </w:rPr>
-        <w:t>Onu kim kəşf və ya ixtira edib</w:t>
+        <w:t>Kim kəşf edib və ya yaradıb</w:t>
       </w:r>
     </w:p>
     <w:p>
       <w:pPr>
-        <w:spacing w:after="160" w:line="276" w:lineRule="auto"/>
+        <w:widowControl/>
       </w:pPr>
       <w:r>
-        <w:rPr>
-          <w:rFonts w:ascii="Calibri" w:hAnsi="Calibri" w:eastAsia="Calibri"/>
-          <w:b w:val="0"/>
-          <w:i w:val="0"/>
-          <w:sz w:val="22"/>
-        </w:rPr>
-        <w:t>İlk dəfə idarə olunan atlarla bağlı heç bir ixtiraçının adı məlum deyil. Müasir tədqiqatlarda Avrasiya çöllərinin icmaları əsas yer tutur, lakin dəqiq məkan və tarixlər haqqında mübahisələr davam edir. Sonralar Yaxın Şərqdə, Avropada və Asiyada döyüş arabası ustaları, skiflərdən monqollara qədər atlı maldar cəmiyyətlər atdan istifadə imkanlarını genişləndirdilər. Bilik patentlə deyil, atçılar və yetişdiricilər vasitəsilə ötürülürdü.</w:t>
+        <w:t>İlk idarə olunan at sürüləri ilə bağlı ixtiraçı adı yoxdur. Müasir tədqiqatlarda Avrasiya çöl icmaları əsas yer tutur; dəqiq məkan və tarixlər müzakirə edilir. Sonralar Yaxın Şərq, Avropa və Asiyanın döyüş arabası ustaları, skiflərdən monqollaradək atlı maldar cəmiyyətlər atdan istifadəni genişləndirdilər. Bilik patentlə deyil, atlılar və heyvan yetişdirənlər vasitəsilə ötürülürdü.</w:t>
       </w:r>
     </w:p>
     <w:p>
       <w:pPr>
-        <w:keepNext/>
-        <w:spacing w:before="240" w:after="120"/>
+        <w:pStyle w:val="Heading1"/>
+        <w:widowControl/>
       </w:pPr>
       <w:r>
-        <w:rPr>
-          <w:rFonts w:ascii="Calibri" w:hAnsi="Calibri" w:eastAsia="Calibri"/>
-          <w:b/>
-          <w:i w:val="0"/>
-          <w:color w:val="004E8C"/>
-          <w:sz w:val="28"/>
-        </w:rPr>
-        <w:t>Nə vaxt və necə meydana gəlib</w:t>
+        <w:t>Nə vaxt və necə yaranıb</w:t>
       </w:r>
     </w:p>
     <w:p>
       <w:pPr>
-        <w:spacing w:after="160" w:line="276" w:lineRule="auto"/>
+        <w:widowControl/>
       </w:pPr>
       <w:r>
-        <w:rPr>
-          <w:rFonts w:ascii="Calibri" w:hAnsi="Calibri" w:eastAsia="Calibri"/>
-          <w:b w:val="0"/>
-          <w:i w:val="0"/>
-          <w:sz w:val="22"/>
-        </w:rPr>
-        <w:t>E.ə. IV–III minilliklərdə çöllərdə atların insan tərəfindən saxlanmasına dair dəlillər artır, lakin alimlər həmin dövrdə atların minik, sağım, yoxsa ət üçün istifadə edildiyini hələ də müzakirə edirlər. E.ə. II minillikdə döyüş arabaları atın hərbi imkanlarını Afrika və Avrasiyanın böyük hissəsinə yaydı. Mütəşəkkil süvari mədəniyyətləri e.ə. I minillikdə və sonralar inkişaf etdi. Hər mərhələdə yüyən, qoşqu, yem ehtiyatı və mülkiyyətə dair ictimai qaydalar lazım idi. Atın yayılma yollarını otlaq, müharibə və ticarət müəyyənləşdirirdi.</w:t>
+        <w:t>E.ə. IV–III minilliklərdə çöllərdə at saxlanmasına dair dəlillər artır. Bunun minik, sağım, yoxsa ət üçün edildiyi barədə alimlər arasında mübahisələr var. II minilliyin döyüş arabaları atın gücünü Afrika, Avropa və Asiyanın geniş ərazilərinə yaydı. E.ə. I minillikdə və sonrakı dövrlərdə süvari ənənələri çiçəkləndi. Hər mərhələ yüyən gəmi, qoşqu, yem və mülkiyyət qaydaları tələb edirdi. Yayılma otlaqları, müharibəni və ticarəti izləyirdi.</w:t>
       </w:r>
     </w:p>
     <w:p>
       <w:pPr>
-        <w:keepNext/>
-        <w:spacing w:before="240" w:after="120"/>
+        <w:pStyle w:val="Heading1"/>
+        <w:widowControl/>
       </w:pPr>
       <w:r>
-        <w:rPr>
-          <w:rFonts w:ascii="Calibri" w:hAnsi="Calibri" w:eastAsia="Calibri"/>
-          <w:b/>
-          <w:i w:val="0"/>
-          <w:color w:val="004E8C"/>
-          <w:sz w:val="28"/>
-        </w:rPr>
-        <w:t>Elmi baxımdan əhəmiyyəti</w:t>
+        <w:t>Elm üçün əhəmiyyəti</w:t>
       </w:r>
     </w:p>
     <w:p>
       <w:pPr>
-        <w:spacing w:after="160" w:line="276" w:lineRule="auto"/>
+        <w:widowControl/>
       </w:pPr>
       <w:r>
-        <w:rPr>
-          <w:rFonts w:ascii="Calibri" w:hAnsi="Calibri" w:eastAsia="Calibri"/>
-          <w:b w:val="0"/>
-          <w:i w:val="0"/>
-          <w:sz w:val="22"/>
-        </w:rPr>
-        <w:t>Atın əhliləşdirilməsi seçmə yolu ilə təkamülün aydın nümunəsidir: yetişdirmə nəticəsində heyvanın ölçüsü, yerişi və davranışı dəyişir. Arxeologiya, qədim DNT və izotop tədqiqatları bu prosesi tarixləndirməyə və xəritələşdirməyə imkan verir. Baytarlıq və biomexanika bilikləri at dırnağının, vətərlərin və yükün bədənə təsirinin öyrənilməsi ilə inkişaf etdi. Maşınlardan əvvəl at bir gündə qət edilə bilən məsafənin canlı ölçüsü idi.</w:t>
+        <w:t>Atın əhliləşdirilməsi seçmə təsiri altında təkamülü öyrənmək üçün nümunədir: yetişdirmə nəticəsində ölçü, yeriş və davranış dəyişir. Arxeologiya, qədim dezoksiribonuklein turşusu — DNT — və izotop tədqiqatları prosesin vaxtını və coğrafiyasını müəyyənləşdirməyə kömək edir. Dırnaq, vətər və daşınan yük haqqında biliklər baytarlıq və biomexanikanı inkişaf etdirdi. Maşınlardan əvvəl at məsafəni və səfər imkanını qiymətləndirməyin canlı ölçüsü idi.</w:t>
       </w:r>
     </w:p>
     <w:p>
       <w:pPr>
-        <w:keepNext/>
-        <w:spacing w:before="240" w:after="120"/>
+        <w:pStyle w:val="Heading1"/>
+        <w:widowControl/>
       </w:pPr>
       <w:r>
-        <w:rPr>
-          <w:rFonts w:ascii="Calibri" w:hAnsi="Calibri" w:eastAsia="Calibri"/>
-          <w:b/>
-          <w:i w:val="0"/>
-          <w:color w:val="004E8C"/>
-          <w:sz w:val="28"/>
-        </w:rPr>
-        <w:t>Sonrakı inkişaflara necə təsir göstərib</w:t>
+        <w:t>Sonrakı inkişafa təsiri</w:t>
       </w:r>
     </w:p>
     <w:p>
       <w:pPr>
-        <w:spacing w:after="160" w:line="276" w:lineRule="auto"/>
+        <w:widowControl/>
       </w:pPr>
       <w:r>
-        <w:rPr>
-          <w:rFonts w:ascii="Calibri" w:hAnsi="Calibri" w:eastAsia="Calibri"/>
-          <w:b w:val="0"/>
-          <w:i w:val="0"/>
-          <w:sz w:val="22"/>
-        </w:rPr>
-        <w:t>Döyüş arabaları və süvarilər dövlətlərin quruluşunu dəyişdirdi; poçt atları və faytonlar imperiyaları bir-birinə bağladı; kotana və yük arabasına qoşulan atlar şəhərlərin ərzaqla təminatını artırdı. Baytarlıq elmi, yollar və sonralar damazlıq kitabları at yetişdirməni mütəşəkkil sistemə çevirdi. Dəmir yolları və avtomobillər at nəqliyyatının böyük hissəsini əvəz etsə də, polis, idman və terapiyada bu heyvandan hələ də istifadə olunur. At olmasaydı, sənayedən əvvəl quruda sürət imkanları və köçəri imperiyaların miqyası xeyli kiçik olardı.</w:t>
+        <w:t>Döyüş arabaları və süvarilər dövlətləri dəyişdi; poçt atları və kareta yolları imperiyaları bağladı; xışa və arabaya qoşulan atlar şəhərlərin ərzaq təminatına kömək etdi. Baytarlıq, yollar və sonrakı damazlıq kitabları at yetişdirməni sistemləşdirdi. Dəmir yolları və avtomobillər at nəqliyyatının çoxunu əvəz etdi, amma atdan polis işində, idmanda və terapiyada hələ də istifadə olunur. Atsız qədim quru səfərlərinin sürəti və maldar imperiyaların əhatəsi xeyli kiçik görünərdi.</w:t>
       </w:r>
     </w:p>
     <w:p>
       <w:pPr>
-        <w:keepNext/>
-        <w:spacing w:before="240" w:after="120"/>
+        <w:pStyle w:val="Heading1"/>
+        <w:widowControl/>
       </w:pPr>
       <w:r>
-        <w:rPr>
-          <w:rFonts w:ascii="Calibri" w:hAnsi="Calibri" w:eastAsia="Calibri"/>
-          <w:b/>
-          <w:i w:val="0"/>
-          <w:color w:val="004E8C"/>
-          <w:sz w:val="28"/>
-        </w:rPr>
         <w:t>İnsan həyatını necə dəyişib</w:t>
       </w:r>
     </w:p>
     <w:p>
       <w:pPr>
-        <w:spacing w:after="160" w:line="276" w:lineRule="auto"/>
+        <w:widowControl/>
       </w:pPr>
       <w:r>
-        <w:rPr>
-          <w:rFonts w:ascii="Calibri" w:hAnsi="Calibri" w:eastAsia="Calibri"/>
-          <w:b w:val="0"/>
-          <w:i w:val="0"/>
-          <w:sz w:val="22"/>
-        </w:rPr>
-        <w:t>Maldarlar daha uzaq otlaqların ardınca gedə, xəbərlər şayiədən daha tez çata, döyüşçülər sürətlə hücum edib gözdən itə bildilər. Atlar həm də insanlarla yem ehtiyatı uğrunda rəqabət və döyüş meydanında yeni dəhşətlər yaratdı. Bir çox cəmiyyətdə at dırnaqlarının səsi insan addımı qədər adi idi. Atın mərkəzi yer tutduğu dövrlərdə sosial mövqe, evlilik hədiyyələri və hətta yer adları çox vaxt onunla bağlı olurdu.</w:t>
+        <w:t>Maldarlar otlaq axtarışında daha uzağa gedə, qasidlər xəbəri sürətlə çatdıra, döyüşçülər qəfil hücum edib uzaqlaşa bilirdilər. At saxlamaq həm də yem ehtiyacı ilə insanların ərzaq ehtiyacı arasında resurs rəqabəti və döyüş meydanında yeni dəhşətlər demək idi. Bir çox cəmiyyətdə dırnaq səsi addım səsi qədər adi idi. Atın mərkəzi yer tutduğu dövrlərdə ictimai mövqe, evlilik hədiyyələri və yer adları da onunla sıx bağlı olurdu.</w:t>
       </w:r>
     </w:p>
     <w:p>
       <w:pPr>
-        <w:keepNext/>
-        <w:spacing w:before="240" w:after="120"/>
+        <w:pStyle w:val="Heading1"/>
+        <w:widowControl/>
       </w:pPr>
       <w:r>
-        <w:rPr>
-          <w:rFonts w:ascii="Calibri" w:hAnsi="Calibri" w:eastAsia="Calibri"/>
-          <w:b/>
-          <w:i w:val="0"/>
-          <w:color w:val="004E8C"/>
-          <w:sz w:val="28"/>
-        </w:rPr>
         <w:t>Mənbələr və istinadlar</w:t>
       </w:r>
     </w:p>
     <w:p>
       <w:pPr>
-        <w:keepNext/>
-        <w:spacing w:before="240" w:after="120"/>
+        <w:pStyle w:val="Heading2"/>
+        <w:widowControl/>
       </w:pPr>
       <w:r>
         <w:rPr>
-          <w:rFonts w:ascii="Calibri" w:hAnsi="Calibri" w:eastAsia="Calibri"/>
-          <w:b/>
-          <w:i w:val="0"/>
-          <w:color w:val="004E8C"/>
-          <w:sz w:val="24"/>
+          <w:sz w:val="20"/>
         </w:rPr>
-        <w:t>A. Kitablar və əsas elmi əsərlər</w:t>
+        <w:t>A Kitablar və əsas elmi əsərlər</w:t>
       </w:r>
     </w:p>
     <w:p>
       <w:pPr>
-        <w:spacing w:after="80"/>
-        <w:ind w:left="360"/>
+        <w:widowControl/>
       </w:pPr>
       <w:r>
         <w:rPr>
-          <w:rFonts w:ascii="Calibri" w:hAnsi="Calibri" w:eastAsia="Calibri"/>
-          <w:b w:val="0"/>
-          <w:i w:val="0"/>
-          <w:sz w:val="22"/>
+          <w:sz w:val="20"/>
         </w:rPr>
         <w:t>1. Anthony, David W. The Horse, the Wheel, and Language. Princeton: Princeton University Press, 2007.</w:t>
       </w:r>
     </w:p>
     <w:p>
       <w:pPr>
-        <w:keepNext/>
-        <w:spacing w:before="240" w:after="120"/>
+        <w:pStyle w:val="Heading2"/>
+        <w:widowControl/>
       </w:pPr>
       <w:r>
         <w:rPr>
-          <w:rFonts w:ascii="Calibri" w:hAnsi="Calibri" w:eastAsia="Calibri"/>
-          <w:b/>
-          <w:i w:val="0"/>
-          <w:color w:val="004E8C"/>
-          <w:sz w:val="24"/>
+          <w:sz w:val="20"/>
         </w:rPr>
-        <w:t>C. Təşkilatların materialları və ensiklopedik mənbələr</w:t>
+        <w:t>C Qurumların materialları və ensiklopedik mənbələr</w:t>
       </w:r>
     </w:p>
     <w:p>
       <w:pPr>
-        <w:spacing w:after="80"/>
-        <w:ind w:left="360"/>
+        <w:widowControl/>
       </w:pPr>
       <w:r>
         <w:rPr>
-          <w:rFonts w:ascii="Calibri" w:hAnsi="Calibri" w:eastAsia="Calibri"/>
-          <w:b w:val="0"/>
-          <w:i w:val="0"/>
-          <w:sz w:val="22"/>
+          <w:sz w:val="20"/>
         </w:rPr>
-        <w:t>1. Encyclopaedia Britannica. “Horse” (“At”).</w:t>
-      </w:r>
-      <w:r>
-        <w:rPr>
-          <w:rFonts w:ascii="Calibri" w:hAnsi="Calibri" w:eastAsia="Calibri"/>
-          <w:b w:val="0"/>
-          <w:i w:val="0"/>
-          <w:sz w:val="22"/>
-        </w:rPr>
-        <w:t xml:space="preserve"> </w:t>
+        <w:t xml:space="preserve">1. Encyclopaedia Britannica. 'Horse.' </w:t>
       </w:r>
       <w:hyperlink r:id="rId9">
         <w:r>
           <w:rPr>
-            <w:rFonts w:ascii="Calibri" w:hAnsi="Calibri" w:eastAsia="Calibri"/>
-            <w:b w:val="0"/>
-            <w:i w:val="0"/>
-            <w:sz w:val="22"/>
-            <w:color w:val="0563C1"/>
-            <w:u w:val="single"/>
+            <w:sz w:val="20"/>
           </w:rPr>
           <w:t>https://www.britannica.com/animal/horse</w:t>
         </w:r>
       </w:hyperlink>
+      <w:r>
+        <w:rPr>
+          <w:sz w:val="20"/>
+        </w:rPr>
+      </w:r>
     </w:p>
     <w:p>
       <w:pPr>
-        <w:spacing w:after="80"/>
-        <w:ind w:left="360"/>
+        <w:widowControl/>
       </w:pPr>
       <w:r>
         <w:rPr>
-          <w:rFonts w:ascii="Calibri" w:hAnsi="Calibri" w:eastAsia="Calibri"/>
-          <w:b w:val="0"/>
-          <w:i w:val="0"/>
-          <w:sz w:val="22"/>
+          <w:sz w:val="20"/>
         </w:rPr>
-        <w:t>2. Encyclopaedia Britannica. “Domestication” (“Əhliləşdirmə”).</w:t>
-      </w:r>
-      <w:r>
-        <w:rPr>
-          <w:rFonts w:ascii="Calibri" w:hAnsi="Calibri" w:eastAsia="Calibri"/>
-          <w:b w:val="0"/>
-          <w:i w:val="0"/>
-          <w:sz w:val="22"/>
-        </w:rPr>
-        <w:t xml:space="preserve"> </w:t>
+        <w:t xml:space="preserve">2. Encyclopaedia Britannica. 'Domestication.' </w:t>
       </w:r>
       <w:hyperlink r:id="rId10">
         <w:r>
           <w:rPr>
-            <w:rFonts w:ascii="Calibri" w:hAnsi="Calibri" w:eastAsia="Calibri"/>
-            <w:b w:val="0"/>
-            <w:i w:val="0"/>
-            <w:sz w:val="22"/>
-            <w:color w:val="0563C1"/>
-            <w:u w:val="single"/>
+            <w:sz w:val="20"/>
           </w:rPr>
           <w:t>https://www.britannica.com/science/domestication</w:t>
         </w:r>
       </w:hyperlink>
-    </w:p>
-    <w:p>
-      <w:pPr>
-        <w:keepNext/>
-        <w:spacing w:before="240" w:after="120"/>
-      </w:pPr>
       <w:r>
         <w:rPr>
-          <w:rFonts w:ascii="Calibri" w:hAnsi="Calibri" w:eastAsia="Calibri"/>
-          <w:b/>
-          <w:i w:val="0"/>
-          <w:color w:val="004E8C"/>
-          <w:sz w:val="24"/>
+          <w:sz w:val="20"/>
         </w:rPr>
-        <w:t>B. Resenziyalı elmi məqalələr və tədqiqat hesabatları</w:t>
       </w:r>
     </w:p>
     <w:p>
       <w:pPr>
-        <w:spacing w:after="80"/>
-        <w:ind w:left="360"/>
+        <w:pStyle w:val="Heading2"/>
+        <w:widowControl/>
       </w:pPr>
       <w:r>
         <w:rPr>
-          <w:rFonts w:ascii="Calibri" w:hAnsi="Calibri" w:eastAsia="Calibri"/>
-          <w:b w:val="0"/>
-          <w:i w:val="0"/>
-          <w:sz w:val="22"/>
+          <w:sz w:val="20"/>
         </w:rPr>
-        <w:t>1. Nature. Qədim at DNT-si və çöllərdə əhliləşdirmə ilə bağlı tədqiqat və xəbərlər.</w:t>
+        <w:t>B Rəy verilmiş elmi məqalələr və hesabatlar</w:t>
       </w:r>
+    </w:p>
+    <w:p>
+      <w:pPr>
+        <w:widowControl/>
+      </w:pPr>
       <w:r>
         <w:rPr>
-          <w:rFonts w:ascii="Calibri" w:hAnsi="Calibri" w:eastAsia="Calibri"/>
-          <w:b w:val="0"/>
-          <w:i w:val="0"/>
-          <w:sz w:val="22"/>
+          <w:sz w:val="20"/>
         </w:rPr>
-        <w:t xml:space="preserve"> </w:t>
+        <w:t xml:space="preserve">1. Nature. Reporting and research on ancient horse DNA and steppe domestication. </w:t>
       </w:r>
       <w:hyperlink r:id="rId11">
         <w:r>
           <w:rPr>
-            <w:rFonts w:ascii="Calibri" w:hAnsi="Calibri" w:eastAsia="Calibri"/>
-            <w:b w:val="0"/>
-            <w:i w:val="0"/>
-            <w:sz w:val="22"/>
-            <w:color w:val="0563C1"/>
-            <w:u w:val="single"/>
+            <w:sz w:val="20"/>
           </w:rPr>
           <w:t>https://www.nature.com/articles/s41586-021-04018-9</w:t>
         </w:r>
       </w:hyperlink>
+      <w:r>
+        <w:rPr>
+          <w:sz w:val="20"/>
+        </w:rPr>
+      </w:r>
     </w:p>
     <w:sectPr>
-      <w:pgSz w:w="12240" w:h="15840"/>
-      <w:pgMar w:top="1296" w:right="1440" w:bottom="1296" w:left="1440" w:header="720" w:footer="720" w:gutter="0"/>
+      <w:footerReference w:type="default" r:id="rId12"/>
+      <w:pgSz w:w="11906" w:h="16838"/>
+      <w:pgMar w:top="1020" w:right="1134" w:bottom="1020" w:left="1134" w:header="720" w:footer="720" w:gutter="0"/>
       <w:cols w:space="720"/>
       <w:docGrid w:linePitch="360"/>
     </w:sectPr>
   </w:body>
 </w:document>
+</file>
+
+<file path=word/footer1.xml><?xml version="1.0" encoding="utf-8"?>
+<w:ftr xmlns:m="http://schemas.openxmlformats.org/officeDocument/2006/math" xmlns:mc="http://schemas.openxmlformats.org/markup-compatibility/2006" xmlns:mo="http://schemas.microsoft.com/office/mac/office/2008/main" xmlns:mv="urn:schemas-microsoft-com:mac:vml" xmlns:o="urn:schemas-microsoft-com:office:office" xmlns:r="http://schemas.openxmlformats.org/officeDocument/2006/relationships" xmlns:v="urn:schemas-microsoft-com:vml" xmlns:w10="urn:schemas-microsoft-com:office:word" xmlns:w14="http://schemas.microsoft.com/office/word/2010/wordml" xmlns:w="http://schemas.openxmlformats.org/wordprocessingml/2006/main" xmlns:wne="http://schemas.microsoft.com/office/word/2006/wordml" xmlns:wp14="http://schemas.microsoft.com/office/word/2010/wordprocessingDrawing" xmlns:wp="http://schemas.openxmlformats.org/drawingml/2006/wordprocessingDrawing" xmlns:wpc="http://schemas.microsoft.com/office/word/2010/wordprocessingCanvas" xmlns:wpg="http://schemas.microsoft.com/office/word/2010/wordprocessingGroup" xmlns:wpi="http://schemas.microsoft.com/office/word/2010/wordprocessingInk" xmlns:wps="http://schemas.microsoft.com/office/word/2010/wordprocessingShape" mc:Ignorable="w14 wp14">
+  <w:p>
+    <w:pPr>
+      <w:pStyle w:val="Footer"/>
+      <w:jc w:val="right"/>
+    </w:pPr>
+    <w:fldSimple w:instr="PAGE"/>
+  </w:p>
+</w:ftr>
 </file>
 
 <file path=word/numbering.xml><?xml version="1.0" encoding="utf-8"?>
@@ -735,7 +558,7 @@
   <w:docDefaults>
     <w:rPrDefault>
       <w:rPr>
-        <w:rFonts w:asciiTheme="minorHAnsi" w:eastAsiaTheme="minorEastAsia" w:hAnsiTheme="minorHAnsi" w:cstheme="minorBidi"/>
+        <w:rFonts/>
         <w:sz w:val="22"/>
         <w:szCs w:val="22"/>
         <w:lang w:val="en-US" w:eastAsia="en-US" w:bidi="ar-SA"/>
@@ -890,6 +713,15 @@
     <w:name w:val="Normal"/>
     <w:qFormat/>
     <w:rsid w:val="00FC693F"/>
+    <w:pPr>
+      <w:spacing w:after="120" w:line="259" w:lineRule="auto"/>
+    </w:pPr>
+    <w:rPr>
+      <w:rFonts w:ascii="Times New Roman" w:hAnsi="Times New Roman"/>
+      <w:color w:val="000000"/>
+      <w:sz w:val="24"/>
+      <w:lang w:val="az-Latn-AZ"/>
+    </w:rPr>
   </w:style>
   <w:style w:type="paragraph" w:styleId="Header">
     <w:name w:val="header"/>
@@ -946,16 +778,17 @@
     <w:pPr>
       <w:keepNext/>
       <w:keepLines/>
-      <w:spacing w:before="480" w:after="0"/>
+      <w:spacing w:before="480" w:after="120" w:line="259" w:lineRule="auto"/>
       <w:outlineLvl w:val="0"/>
     </w:pPr>
     <w:rPr>
-      <w:rFonts w:asciiTheme="majorHAnsi" w:eastAsiaTheme="majorEastAsia" w:hAnsiTheme="majorHAnsi" w:cstheme="majorBidi"/>
+      <w:rFonts w:ascii="Times New Roman" w:hAnsi="Times New Roman"/>
       <w:b/>
       <w:bCs/>
-      <w:color w:val="365F91" w:themeColor="accent1" w:themeShade="BF"/>
-      <w:sz w:val="28"/>
+      <w:color w:val="000000"/>
+      <w:sz w:val="26"/>
       <w:szCs w:val="28"/>
+      <w:lang w:val="az-Latn-AZ"/>
     </w:rPr>
   </w:style>
   <w:style w:type="paragraph" w:styleId="Heading2">
@@ -970,16 +803,17 @@
     <w:pPr>
       <w:keepNext/>
       <w:keepLines/>
-      <w:spacing w:before="200" w:after="0"/>
+      <w:spacing w:before="200" w:after="120" w:line="259" w:lineRule="auto"/>
       <w:outlineLvl w:val="1"/>
     </w:pPr>
     <w:rPr>
-      <w:rFonts w:asciiTheme="majorHAnsi" w:eastAsiaTheme="majorEastAsia" w:hAnsiTheme="majorHAnsi" w:cstheme="majorBidi"/>
+      <w:rFonts w:ascii="Times New Roman" w:hAnsi="Times New Roman"/>
       <w:b/>
       <w:bCs/>
-      <w:color w:val="4F81BD" w:themeColor="accent1"/>
+      <w:color w:val="000000"/>
       <w:sz w:val="26"/>
       <w:szCs w:val="26"/>
+      <w:lang w:val="az-Latn-AZ"/>
     </w:rPr>
   </w:style>
   <w:style w:type="paragraph" w:styleId="Heading3">
@@ -998,7 +832,7 @@
       <w:outlineLvl w:val="2"/>
     </w:pPr>
     <w:rPr>
-      <w:rFonts w:asciiTheme="majorHAnsi" w:eastAsiaTheme="majorEastAsia" w:hAnsiTheme="majorHAnsi" w:cstheme="majorBidi"/>
+      <w:rFonts/>
       <w:b/>
       <w:bCs/>
       <w:color w:val="4F81BD" w:themeColor="accent1"/>
@@ -1021,7 +855,7 @@
       <w:outlineLvl w:val="3"/>
     </w:pPr>
     <w:rPr>
-      <w:rFonts w:asciiTheme="majorHAnsi" w:eastAsiaTheme="majorEastAsia" w:hAnsiTheme="majorHAnsi" w:cstheme="majorBidi"/>
+      <w:rFonts/>
       <w:b/>
       <w:bCs/>
       <w:i/>
@@ -1046,7 +880,7 @@
       <w:outlineLvl w:val="4"/>
     </w:pPr>
     <w:rPr>
-      <w:rFonts w:asciiTheme="majorHAnsi" w:eastAsiaTheme="majorEastAsia" w:hAnsiTheme="majorHAnsi" w:cstheme="majorBidi"/>
+      <w:rFonts/>
       <w:color w:val="243F60" w:themeColor="accent1" w:themeShade="7F"/>
     </w:rPr>
   </w:style>
@@ -1067,7 +901,7 @@
       <w:outlineLvl w:val="5"/>
     </w:pPr>
     <w:rPr>
-      <w:rFonts w:asciiTheme="majorHAnsi" w:eastAsiaTheme="majorEastAsia" w:hAnsiTheme="majorHAnsi" w:cstheme="majorBidi"/>
+      <w:rFonts/>
       <w:i/>
       <w:iCs/>
       <w:color w:val="243F60" w:themeColor="accent1" w:themeShade="7F"/>
@@ -1090,7 +924,7 @@
       <w:outlineLvl w:val="6"/>
     </w:pPr>
     <w:rPr>
-      <w:rFonts w:asciiTheme="majorHAnsi" w:eastAsiaTheme="majorEastAsia" w:hAnsiTheme="majorHAnsi" w:cstheme="majorBidi"/>
+      <w:rFonts/>
       <w:i/>
       <w:iCs/>
       <w:color w:val="404040" w:themeColor="text1" w:themeTint="BF"/>
@@ -1113,7 +947,7 @@
       <w:outlineLvl w:val="7"/>
     </w:pPr>
     <w:rPr>
-      <w:rFonts w:asciiTheme="majorHAnsi" w:eastAsiaTheme="majorEastAsia" w:hAnsiTheme="majorHAnsi" w:cstheme="majorBidi"/>
+      <w:rFonts/>
       <w:color w:val="4F81BD" w:themeColor="accent1"/>
       <w:sz w:val="20"/>
       <w:szCs w:val="20"/>
@@ -1136,7 +970,7 @@
       <w:outlineLvl w:val="8"/>
     </w:pPr>
     <w:rPr>
-      <w:rFonts w:asciiTheme="majorHAnsi" w:eastAsiaTheme="majorEastAsia" w:hAnsiTheme="majorHAnsi" w:cstheme="majorBidi"/>
+      <w:rFonts/>
       <w:i/>
       <w:iCs/>
       <w:color w:val="404040" w:themeColor="text1" w:themeTint="BF"/>
@@ -1187,7 +1021,7 @@
     <w:uiPriority w:val="9"/>
     <w:rsid w:val="00FC693F"/>
     <w:rPr>
-      <w:rFonts w:asciiTheme="majorHAnsi" w:eastAsiaTheme="majorEastAsia" w:hAnsiTheme="majorHAnsi" w:cstheme="majorBidi"/>
+      <w:rFonts/>
       <w:b/>
       <w:bCs/>
       <w:color w:val="365F91" w:themeColor="accent1" w:themeShade="BF"/>
@@ -1202,7 +1036,7 @@
     <w:uiPriority w:val="9"/>
     <w:rsid w:val="00FC693F"/>
     <w:rPr>
-      <w:rFonts w:asciiTheme="majorHAnsi" w:eastAsiaTheme="majorEastAsia" w:hAnsiTheme="majorHAnsi" w:cstheme="majorBidi"/>
+      <w:rFonts/>
       <w:b/>
       <w:bCs/>
       <w:color w:val="4F81BD" w:themeColor="accent1"/>
@@ -1217,7 +1051,7 @@
     <w:uiPriority w:val="9"/>
     <w:rsid w:val="00FC693F"/>
     <w:rPr>
-      <w:rFonts w:asciiTheme="majorHAnsi" w:eastAsiaTheme="majorEastAsia" w:hAnsiTheme="majorHAnsi" w:cstheme="majorBidi"/>
+      <w:rFonts/>
       <w:b/>
       <w:bCs/>
       <w:color w:val="4F81BD" w:themeColor="accent1"/>
@@ -1232,19 +1066,17 @@
     <w:qFormat/>
     <w:rsid w:val="00FC693F"/>
     <w:pPr>
-      <w:pBdr>
-        <w:bottom w:val="single" w:sz="8" w:space="4" w:color="4F81BD" w:themeColor="accent1"/>
-      </w:pBdr>
-      <w:spacing w:after="300" w:line="240" w:lineRule="auto"/>
+      <w:spacing w:after="120" w:line="259" w:lineRule="auto"/>
       <w:contextualSpacing/>
     </w:pPr>
     <w:rPr>
-      <w:rFonts w:asciiTheme="majorHAnsi" w:eastAsiaTheme="majorEastAsia" w:hAnsiTheme="majorHAnsi" w:cstheme="majorBidi"/>
-      <w:color w:val="17365D" w:themeColor="text2" w:themeShade="BF"/>
+      <w:rFonts w:ascii="Times New Roman" w:hAnsi="Times New Roman"/>
+      <w:color w:val="000000"/>
       <w:spacing w:val="5"/>
       <w:kern w:val="28"/>
-      <w:sz w:val="52"/>
+      <w:sz w:val="40"/>
       <w:szCs w:val="52"/>
+      <w:lang w:val="az-Latn-AZ"/>
     </w:rPr>
   </w:style>
   <w:style w:type="character" w:customStyle="1" w:styleId="TitleChar">
@@ -1254,7 +1086,7 @@
     <w:uiPriority w:val="10"/>
     <w:rsid w:val="00FC693F"/>
     <w:rPr>
-      <w:rFonts w:asciiTheme="majorHAnsi" w:eastAsiaTheme="majorEastAsia" w:hAnsiTheme="majorHAnsi" w:cstheme="majorBidi"/>
+      <w:rFonts/>
       <w:color w:val="17365D" w:themeColor="text2" w:themeShade="BF"/>
       <w:spacing w:val="5"/>
       <w:kern w:val="28"/>
@@ -1276,7 +1108,7 @@
       </w:numPr>
     </w:pPr>
     <w:rPr>
-      <w:rFonts w:asciiTheme="majorHAnsi" w:eastAsiaTheme="majorEastAsia" w:hAnsiTheme="majorHAnsi" w:cstheme="majorBidi"/>
+      <w:rFonts/>
       <w:i/>
       <w:iCs/>
       <w:color w:val="4F81BD" w:themeColor="accent1"/>
@@ -1292,7 +1124,7 @@
     <w:uiPriority w:val="11"/>
     <w:rsid w:val="00FC693F"/>
     <w:rPr>
-      <w:rFonts w:asciiTheme="majorHAnsi" w:eastAsiaTheme="majorEastAsia" w:hAnsiTheme="majorHAnsi" w:cstheme="majorBidi"/>
+      <w:rFonts/>
       <w:i/>
       <w:iCs/>
       <w:color w:val="4F81BD" w:themeColor="accent1"/>
@@ -1417,8 +1249,15 @@
       <w:numPr>
         <w:numId w:val="1"/>
       </w:numPr>
+      <w:spacing w:after="120" w:line="259" w:lineRule="auto"/>
       <w:contextualSpacing/>
     </w:pPr>
+    <w:rPr>
+      <w:rFonts w:ascii="Times New Roman" w:hAnsi="Times New Roman"/>
+      <w:color w:val="000000"/>
+      <w:sz w:val="24"/>
+      <w:lang w:val="az-Latn-AZ"/>
+    </w:rPr>
   </w:style>
   <w:style w:type="paragraph" w:styleId="ListBullet2">
     <w:name w:val="List Bullet 2"/>
@@ -1590,7 +1429,7 @@
     <w:semiHidden/>
     <w:rsid w:val="00FC693F"/>
     <w:rPr>
-      <w:rFonts w:asciiTheme="majorHAnsi" w:eastAsiaTheme="majorEastAsia" w:hAnsiTheme="majorHAnsi" w:cstheme="majorBidi"/>
+      <w:rFonts/>
       <w:b/>
       <w:bCs/>
       <w:i/>
@@ -1606,7 +1445,7 @@
     <w:semiHidden/>
     <w:rsid w:val="00FC693F"/>
     <w:rPr>
-      <w:rFonts w:asciiTheme="majorHAnsi" w:eastAsiaTheme="majorEastAsia" w:hAnsiTheme="majorHAnsi" w:cstheme="majorBidi"/>
+      <w:rFonts/>
       <w:color w:val="243F60" w:themeColor="accent1" w:themeShade="7F"/>
     </w:rPr>
   </w:style>
@@ -1618,7 +1457,7 @@
     <w:semiHidden/>
     <w:rsid w:val="00FC693F"/>
     <w:rPr>
-      <w:rFonts w:asciiTheme="majorHAnsi" w:eastAsiaTheme="majorEastAsia" w:hAnsiTheme="majorHAnsi" w:cstheme="majorBidi"/>
+      <w:rFonts/>
       <w:i/>
       <w:iCs/>
       <w:color w:val="243F60" w:themeColor="accent1" w:themeShade="7F"/>
@@ -1632,7 +1471,7 @@
     <w:semiHidden/>
     <w:rsid w:val="00FC693F"/>
     <w:rPr>
-      <w:rFonts w:asciiTheme="majorHAnsi" w:eastAsiaTheme="majorEastAsia" w:hAnsiTheme="majorHAnsi" w:cstheme="majorBidi"/>
+      <w:rFonts/>
       <w:i/>
       <w:iCs/>
       <w:color w:val="404040" w:themeColor="text1" w:themeTint="BF"/>
@@ -1646,7 +1485,7 @@
     <w:semiHidden/>
     <w:rsid w:val="00FC693F"/>
     <w:rPr>
-      <w:rFonts w:asciiTheme="majorHAnsi" w:eastAsiaTheme="majorEastAsia" w:hAnsiTheme="majorHAnsi" w:cstheme="majorBidi"/>
+      <w:rFonts/>
       <w:color w:val="4F81BD" w:themeColor="accent1"/>
       <w:sz w:val="20"/>
       <w:szCs w:val="20"/>
@@ -1660,7 +1499,7 @@
     <w:semiHidden/>
     <w:rsid w:val="00FC693F"/>
     <w:rPr>
-      <w:rFonts w:asciiTheme="majorHAnsi" w:eastAsiaTheme="majorEastAsia" w:hAnsiTheme="majorHAnsi" w:cstheme="majorBidi"/>
+      <w:rFonts/>
       <w:i/>
       <w:iCs/>
       <w:color w:val="404040" w:themeColor="text1" w:themeTint="BF"/>
@@ -1719,9 +1558,6 @@
     <w:qFormat/>
     <w:rsid w:val="00FC693F"/>
     <w:pPr>
-      <w:pBdr>
-        <w:bottom w:val="single" w:sz="4" w:space="4" w:color="4F81BD" w:themeColor="accent1"/>
-      </w:pBdr>
       <w:spacing w:before="200" w:after="280"/>
       <w:ind w:left="936" w:right="936"/>
     </w:pPr>
@@ -3249,7 +3085,7 @@
         <w:spacing w:before="0" w:after="0" w:line="240" w:lineRule="auto"/>
       </w:pPr>
       <w:rPr>
-        <w:rFonts w:asciiTheme="majorHAnsi" w:eastAsiaTheme="majorEastAsia" w:hAnsiTheme="majorHAnsi" w:cstheme="majorBidi"/>
+        <w:rFonts/>
         <w:b/>
         <w:bCs/>
       </w:rPr>
@@ -3270,7 +3106,7 @@
         <w:spacing w:before="0" w:after="0" w:line="240" w:lineRule="auto"/>
       </w:pPr>
       <w:rPr>
-        <w:rFonts w:asciiTheme="majorHAnsi" w:eastAsiaTheme="majorEastAsia" w:hAnsiTheme="majorHAnsi" w:cstheme="majorBidi"/>
+        <w:rFonts/>
         <w:b/>
         <w:bCs/>
       </w:rPr>
@@ -3288,14 +3124,14 @@
     </w:tblStylePr>
     <w:tblStylePr w:type="firstCol">
       <w:rPr>
-        <w:rFonts w:asciiTheme="majorHAnsi" w:eastAsiaTheme="majorEastAsia" w:hAnsiTheme="majorHAnsi" w:cstheme="majorBidi"/>
+        <w:rFonts/>
         <w:b/>
         <w:bCs/>
       </w:rPr>
     </w:tblStylePr>
     <w:tblStylePr w:type="lastCol">
       <w:rPr>
-        <w:rFonts w:asciiTheme="majorHAnsi" w:eastAsiaTheme="majorEastAsia" w:hAnsiTheme="majorHAnsi" w:cstheme="majorBidi"/>
+        <w:rFonts/>
         <w:b/>
         <w:bCs/>
       </w:rPr>
@@ -3379,7 +3215,7 @@
         <w:spacing w:before="0" w:after="0" w:line="240" w:lineRule="auto"/>
       </w:pPr>
       <w:rPr>
-        <w:rFonts w:asciiTheme="majorHAnsi" w:eastAsiaTheme="majorEastAsia" w:hAnsiTheme="majorHAnsi" w:cstheme="majorBidi"/>
+        <w:rFonts/>
         <w:b/>
         <w:bCs/>
       </w:rPr>
@@ -3400,7 +3236,7 @@
         <w:spacing w:before="0" w:after="0" w:line="240" w:lineRule="auto"/>
       </w:pPr>
       <w:rPr>
-        <w:rFonts w:asciiTheme="majorHAnsi" w:eastAsiaTheme="majorEastAsia" w:hAnsiTheme="majorHAnsi" w:cstheme="majorBidi"/>
+        <w:rFonts/>
         <w:b/>
         <w:bCs/>
       </w:rPr>
@@ -3418,14 +3254,14 @@
     </w:tblStylePr>
     <w:tblStylePr w:type="firstCol">
       <w:rPr>
-        <w:rFonts w:asciiTheme="majorHAnsi" w:eastAsiaTheme="majorEastAsia" w:hAnsiTheme="majorHAnsi" w:cstheme="majorBidi"/>
+        <w:rFonts/>
         <w:b/>
         <w:bCs/>
       </w:rPr>
     </w:tblStylePr>
     <w:tblStylePr w:type="lastCol">
       <w:rPr>
-        <w:rFonts w:asciiTheme="majorHAnsi" w:eastAsiaTheme="majorEastAsia" w:hAnsiTheme="majorHAnsi" w:cstheme="majorBidi"/>
+        <w:rFonts/>
         <w:b/>
         <w:bCs/>
       </w:rPr>
@@ -3509,7 +3345,7 @@
         <w:spacing w:before="0" w:after="0" w:line="240" w:lineRule="auto"/>
       </w:pPr>
       <w:rPr>
-        <w:rFonts w:asciiTheme="majorHAnsi" w:eastAsiaTheme="majorEastAsia" w:hAnsiTheme="majorHAnsi" w:cstheme="majorBidi"/>
+        <w:rFonts/>
         <w:b/>
         <w:bCs/>
       </w:rPr>
@@ -3530,7 +3366,7 @@
         <w:spacing w:before="0" w:after="0" w:line="240" w:lineRule="auto"/>
       </w:pPr>
       <w:rPr>
-        <w:rFonts w:asciiTheme="majorHAnsi" w:eastAsiaTheme="majorEastAsia" w:hAnsiTheme="majorHAnsi" w:cstheme="majorBidi"/>
+        <w:rFonts/>
         <w:b/>
         <w:bCs/>
       </w:rPr>
@@ -3548,14 +3384,14 @@
     </w:tblStylePr>
     <w:tblStylePr w:type="firstCol">
       <w:rPr>
-        <w:rFonts w:asciiTheme="majorHAnsi" w:eastAsiaTheme="majorEastAsia" w:hAnsiTheme="majorHAnsi" w:cstheme="majorBidi"/>
+        <w:rFonts/>
         <w:b/>
         <w:bCs/>
       </w:rPr>
     </w:tblStylePr>
     <w:tblStylePr w:type="lastCol">
       <w:rPr>
-        <w:rFonts w:asciiTheme="majorHAnsi" w:eastAsiaTheme="majorEastAsia" w:hAnsiTheme="majorHAnsi" w:cstheme="majorBidi"/>
+        <w:rFonts/>
         <w:b/>
         <w:bCs/>
       </w:rPr>
@@ -3639,7 +3475,7 @@
         <w:spacing w:before="0" w:after="0" w:line="240" w:lineRule="auto"/>
       </w:pPr>
       <w:rPr>
-        <w:rFonts w:asciiTheme="majorHAnsi" w:eastAsiaTheme="majorEastAsia" w:hAnsiTheme="majorHAnsi" w:cstheme="majorBidi"/>
+        <w:rFonts/>
         <w:b/>
         <w:bCs/>
       </w:rPr>
@@ -3660,7 +3496,7 @@
         <w:spacing w:before="0" w:after="0" w:line="240" w:lineRule="auto"/>
       </w:pPr>
       <w:rPr>
-        <w:rFonts w:asciiTheme="majorHAnsi" w:eastAsiaTheme="majorEastAsia" w:hAnsiTheme="majorHAnsi" w:cstheme="majorBidi"/>
+        <w:rFonts/>
         <w:b/>
         <w:bCs/>
       </w:rPr>
@@ -3678,14 +3514,14 @@
     </w:tblStylePr>
     <w:tblStylePr w:type="firstCol">
       <w:rPr>
-        <w:rFonts w:asciiTheme="majorHAnsi" w:eastAsiaTheme="majorEastAsia" w:hAnsiTheme="majorHAnsi" w:cstheme="majorBidi"/>
+        <w:rFonts/>
         <w:b/>
         <w:bCs/>
       </w:rPr>
     </w:tblStylePr>
     <w:tblStylePr w:type="lastCol">
       <w:rPr>
-        <w:rFonts w:asciiTheme="majorHAnsi" w:eastAsiaTheme="majorEastAsia" w:hAnsiTheme="majorHAnsi" w:cstheme="majorBidi"/>
+        <w:rFonts/>
         <w:b/>
         <w:bCs/>
       </w:rPr>
@@ -3769,7 +3605,7 @@
         <w:spacing w:before="0" w:after="0" w:line="240" w:lineRule="auto"/>
       </w:pPr>
       <w:rPr>
-        <w:rFonts w:asciiTheme="majorHAnsi" w:eastAsiaTheme="majorEastAsia" w:hAnsiTheme="majorHAnsi" w:cstheme="majorBidi"/>
+        <w:rFonts/>
         <w:b/>
         <w:bCs/>
       </w:rPr>
@@ -3790,7 +3626,7 @@
         <w:spacing w:before="0" w:after="0" w:line="240" w:lineRule="auto"/>
       </w:pPr>
       <w:rPr>
-        <w:rFonts w:asciiTheme="majorHAnsi" w:eastAsiaTheme="majorEastAsia" w:hAnsiTheme="majorHAnsi" w:cstheme="majorBidi"/>
+        <w:rFonts/>
         <w:b/>
         <w:bCs/>
       </w:rPr>
@@ -3808,14 +3644,14 @@
     </w:tblStylePr>
     <w:tblStylePr w:type="firstCol">
       <w:rPr>
-        <w:rFonts w:asciiTheme="majorHAnsi" w:eastAsiaTheme="majorEastAsia" w:hAnsiTheme="majorHAnsi" w:cstheme="majorBidi"/>
+        <w:rFonts/>
         <w:b/>
         <w:bCs/>
       </w:rPr>
     </w:tblStylePr>
     <w:tblStylePr w:type="lastCol">
       <w:rPr>
-        <w:rFonts w:asciiTheme="majorHAnsi" w:eastAsiaTheme="majorEastAsia" w:hAnsiTheme="majorHAnsi" w:cstheme="majorBidi"/>
+        <w:rFonts/>
         <w:b/>
         <w:bCs/>
       </w:rPr>
@@ -3899,7 +3735,7 @@
         <w:spacing w:before="0" w:after="0" w:line="240" w:lineRule="auto"/>
       </w:pPr>
       <w:rPr>
-        <w:rFonts w:asciiTheme="majorHAnsi" w:eastAsiaTheme="majorEastAsia" w:hAnsiTheme="majorHAnsi" w:cstheme="majorBidi"/>
+        <w:rFonts/>
         <w:b/>
         <w:bCs/>
       </w:rPr>
@@ -3920,7 +3756,7 @@
         <w:spacing w:before="0" w:after="0" w:line="240" w:lineRule="auto"/>
       </w:pPr>
       <w:rPr>
-        <w:rFonts w:asciiTheme="majorHAnsi" w:eastAsiaTheme="majorEastAsia" w:hAnsiTheme="majorHAnsi" w:cstheme="majorBidi"/>
+        <w:rFonts/>
         <w:b/>
         <w:bCs/>
       </w:rPr>
@@ -3938,14 +3774,14 @@
     </w:tblStylePr>
     <w:tblStylePr w:type="firstCol">
       <w:rPr>
-        <w:rFonts w:asciiTheme="majorHAnsi" w:eastAsiaTheme="majorEastAsia" w:hAnsiTheme="majorHAnsi" w:cstheme="majorBidi"/>
+        <w:rFonts/>
         <w:b/>
         <w:bCs/>
       </w:rPr>
     </w:tblStylePr>
     <w:tblStylePr w:type="lastCol">
       <w:rPr>
-        <w:rFonts w:asciiTheme="majorHAnsi" w:eastAsiaTheme="majorEastAsia" w:hAnsiTheme="majorHAnsi" w:cstheme="majorBidi"/>
+        <w:rFonts/>
         <w:b/>
         <w:bCs/>
       </w:rPr>
@@ -4029,7 +3865,7 @@
         <w:spacing w:before="0" w:after="0" w:line="240" w:lineRule="auto"/>
       </w:pPr>
       <w:rPr>
-        <w:rFonts w:asciiTheme="majorHAnsi" w:eastAsiaTheme="majorEastAsia" w:hAnsiTheme="majorHAnsi" w:cstheme="majorBidi"/>
+        <w:rFonts/>
         <w:b/>
         <w:bCs/>
       </w:rPr>
@@ -4050,7 +3886,7 @@
         <w:spacing w:before="0" w:after="0" w:line="240" w:lineRule="auto"/>
       </w:pPr>
       <w:rPr>
-        <w:rFonts w:asciiTheme="majorHAnsi" w:eastAsiaTheme="majorEastAsia" w:hAnsiTheme="majorHAnsi" w:cstheme="majorBidi"/>
+        <w:rFonts/>
         <w:b/>
         <w:bCs/>
       </w:rPr>
@@ -4068,14 +3904,14 @@
     </w:tblStylePr>
     <w:tblStylePr w:type="firstCol">
       <w:rPr>
-        <w:rFonts w:asciiTheme="majorHAnsi" w:eastAsiaTheme="majorEastAsia" w:hAnsiTheme="majorHAnsi" w:cstheme="majorBidi"/>
+        <w:rFonts/>
         <w:b/>
         <w:bCs/>
       </w:rPr>
     </w:tblStylePr>
     <w:tblStylePr w:type="lastCol">
       <w:rPr>
-        <w:rFonts w:asciiTheme="majorHAnsi" w:eastAsiaTheme="majorEastAsia" w:hAnsiTheme="majorHAnsi" w:cstheme="majorBidi"/>
+        <w:rFonts/>
         <w:b/>
         <w:bCs/>
       </w:rPr>
@@ -5940,7 +5776,7 @@
     </w:tblPr>
     <w:tblStylePr w:type="firstRow">
       <w:rPr>
-        <w:rFonts w:asciiTheme="majorHAnsi" w:eastAsiaTheme="majorEastAsia" w:hAnsiTheme="majorHAnsi" w:cstheme="majorBidi"/>
+        <w:rFonts/>
       </w:rPr>
       <w:tblPr/>
       <w:tcPr>
@@ -6024,7 +5860,7 @@
     </w:tblPr>
     <w:tblStylePr w:type="firstRow">
       <w:rPr>
-        <w:rFonts w:asciiTheme="majorHAnsi" w:eastAsiaTheme="majorEastAsia" w:hAnsiTheme="majorHAnsi" w:cstheme="majorBidi"/>
+        <w:rFonts/>
       </w:rPr>
       <w:tblPr/>
       <w:tcPr>
@@ -6108,7 +5944,7 @@
     </w:tblPr>
     <w:tblStylePr w:type="firstRow">
       <w:rPr>
-        <w:rFonts w:asciiTheme="majorHAnsi" w:eastAsiaTheme="majorEastAsia" w:hAnsiTheme="majorHAnsi" w:cstheme="majorBidi"/>
+        <w:rFonts/>
       </w:rPr>
       <w:tblPr/>
       <w:tcPr>
@@ -6192,7 +6028,7 @@
     </w:tblPr>
     <w:tblStylePr w:type="firstRow">
       <w:rPr>
-        <w:rFonts w:asciiTheme="majorHAnsi" w:eastAsiaTheme="majorEastAsia" w:hAnsiTheme="majorHAnsi" w:cstheme="majorBidi"/>
+        <w:rFonts/>
       </w:rPr>
       <w:tblPr/>
       <w:tcPr>
@@ -6276,7 +6112,7 @@
     </w:tblPr>
     <w:tblStylePr w:type="firstRow">
       <w:rPr>
-        <w:rFonts w:asciiTheme="majorHAnsi" w:eastAsiaTheme="majorEastAsia" w:hAnsiTheme="majorHAnsi" w:cstheme="majorBidi"/>
+        <w:rFonts/>
       </w:rPr>
       <w:tblPr/>
       <w:tcPr>
@@ -6360,7 +6196,7 @@
     </w:tblPr>
     <w:tblStylePr w:type="firstRow">
       <w:rPr>
-        <w:rFonts w:asciiTheme="majorHAnsi" w:eastAsiaTheme="majorEastAsia" w:hAnsiTheme="majorHAnsi" w:cstheme="majorBidi"/>
+        <w:rFonts/>
       </w:rPr>
       <w:tblPr/>
       <w:tcPr>
@@ -6444,7 +6280,7 @@
     </w:tblPr>
     <w:tblStylePr w:type="firstRow">
       <w:rPr>
-        <w:rFonts w:asciiTheme="majorHAnsi" w:eastAsiaTheme="majorEastAsia" w:hAnsiTheme="majorHAnsi" w:cstheme="majorBidi"/>
+        <w:rFonts/>
       </w:rPr>
       <w:tblPr/>
       <w:tcPr>
@@ -6509,7 +6345,7 @@
       <w:spacing w:after="0" w:line="240" w:lineRule="auto"/>
     </w:pPr>
     <w:rPr>
-      <w:rFonts w:asciiTheme="majorHAnsi" w:eastAsiaTheme="majorEastAsia" w:hAnsiTheme="majorHAnsi" w:cstheme="majorBidi"/>
+      <w:rFonts/>
       <w:color w:val="000000" w:themeColor="text1"/>
     </w:rPr>
     <w:tblPr>
@@ -6637,7 +6473,7 @@
       <w:spacing w:after="0" w:line="240" w:lineRule="auto"/>
     </w:pPr>
     <w:rPr>
-      <w:rFonts w:asciiTheme="majorHAnsi" w:eastAsiaTheme="majorEastAsia" w:hAnsiTheme="majorHAnsi" w:cstheme="majorBidi"/>
+      <w:rFonts/>
       <w:color w:val="000000" w:themeColor="text1"/>
     </w:rPr>
     <w:tblPr>
@@ -6765,7 +6601,7 @@
       <w:spacing w:after="0" w:line="240" w:lineRule="auto"/>
     </w:pPr>
     <w:rPr>
-      <w:rFonts w:asciiTheme="majorHAnsi" w:eastAsiaTheme="majorEastAsia" w:hAnsiTheme="majorHAnsi" w:cstheme="majorBidi"/>
+      <w:rFonts/>
       <w:color w:val="000000" w:themeColor="text1"/>
     </w:rPr>
     <w:tblPr>
@@ -6893,7 +6729,7 @@
       <w:spacing w:after="0" w:line="240" w:lineRule="auto"/>
     </w:pPr>
     <w:rPr>
-      <w:rFonts w:asciiTheme="majorHAnsi" w:eastAsiaTheme="majorEastAsia" w:hAnsiTheme="majorHAnsi" w:cstheme="majorBidi"/>
+      <w:rFonts/>
       <w:color w:val="000000" w:themeColor="text1"/>
     </w:rPr>
     <w:tblPr>
@@ -7021,7 +6857,7 @@
       <w:spacing w:after="0" w:line="240" w:lineRule="auto"/>
     </w:pPr>
     <w:rPr>
-      <w:rFonts w:asciiTheme="majorHAnsi" w:eastAsiaTheme="majorEastAsia" w:hAnsiTheme="majorHAnsi" w:cstheme="majorBidi"/>
+      <w:rFonts/>
       <w:color w:val="000000" w:themeColor="text1"/>
     </w:rPr>
     <w:tblPr>
@@ -7149,7 +6985,7 @@
       <w:spacing w:after="0" w:line="240" w:lineRule="auto"/>
     </w:pPr>
     <w:rPr>
-      <w:rFonts w:asciiTheme="majorHAnsi" w:eastAsiaTheme="majorEastAsia" w:hAnsiTheme="majorHAnsi" w:cstheme="majorBidi"/>
+      <w:rFonts/>
       <w:color w:val="000000" w:themeColor="text1"/>
     </w:rPr>
     <w:tblPr>
@@ -7277,7 +7113,7 @@
       <w:spacing w:after="0" w:line="240" w:lineRule="auto"/>
     </w:pPr>
     <w:rPr>
-      <w:rFonts w:asciiTheme="majorHAnsi" w:eastAsiaTheme="majorEastAsia" w:hAnsiTheme="majorHAnsi" w:cstheme="majorBidi"/>
+      <w:rFonts/>
       <w:color w:val="000000" w:themeColor="text1"/>
     </w:rPr>
     <w:tblPr>
@@ -7916,7 +7752,7 @@
       <w:spacing w:after="0" w:line="240" w:lineRule="auto"/>
     </w:pPr>
     <w:rPr>
-      <w:rFonts w:asciiTheme="majorHAnsi" w:eastAsiaTheme="majorEastAsia" w:hAnsiTheme="majorHAnsi" w:cstheme="majorBidi"/>
+      <w:rFonts/>
       <w:color w:val="000000" w:themeColor="text1"/>
     </w:rPr>
     <w:tblPr>
@@ -8041,7 +7877,7 @@
       <w:spacing w:after="0" w:line="240" w:lineRule="auto"/>
     </w:pPr>
     <w:rPr>
-      <w:rFonts w:asciiTheme="majorHAnsi" w:eastAsiaTheme="majorEastAsia" w:hAnsiTheme="majorHAnsi" w:cstheme="majorBidi"/>
+      <w:rFonts/>
       <w:color w:val="000000" w:themeColor="text1"/>
     </w:rPr>
     <w:tblPr>
@@ -8166,7 +8002,7 @@
       <w:spacing w:after="0" w:line="240" w:lineRule="auto"/>
     </w:pPr>
     <w:rPr>
-      <w:rFonts w:asciiTheme="majorHAnsi" w:eastAsiaTheme="majorEastAsia" w:hAnsiTheme="majorHAnsi" w:cstheme="majorBidi"/>
+      <w:rFonts/>
       <w:color w:val="000000" w:themeColor="text1"/>
     </w:rPr>
     <w:tblPr>
@@ -8291,7 +8127,7 @@
       <w:spacing w:after="0" w:line="240" w:lineRule="auto"/>
     </w:pPr>
     <w:rPr>
-      <w:rFonts w:asciiTheme="majorHAnsi" w:eastAsiaTheme="majorEastAsia" w:hAnsiTheme="majorHAnsi" w:cstheme="majorBidi"/>
+      <w:rFonts/>
       <w:color w:val="000000" w:themeColor="text1"/>
     </w:rPr>
     <w:tblPr>
@@ -8416,7 +8252,7 @@
       <w:spacing w:after="0" w:line="240" w:lineRule="auto"/>
     </w:pPr>
     <w:rPr>
-      <w:rFonts w:asciiTheme="majorHAnsi" w:eastAsiaTheme="majorEastAsia" w:hAnsiTheme="majorHAnsi" w:cstheme="majorBidi"/>
+      <w:rFonts/>
       <w:color w:val="000000" w:themeColor="text1"/>
     </w:rPr>
     <w:tblPr>
@@ -8541,7 +8377,7 @@
       <w:spacing w:after="0" w:line="240" w:lineRule="auto"/>
     </w:pPr>
     <w:rPr>
-      <w:rFonts w:asciiTheme="majorHAnsi" w:eastAsiaTheme="majorEastAsia" w:hAnsiTheme="majorHAnsi" w:cstheme="majorBidi"/>
+      <w:rFonts/>
       <w:color w:val="000000" w:themeColor="text1"/>
     </w:rPr>
     <w:tblPr>
@@ -8666,7 +8502,7 @@
       <w:spacing w:after="0" w:line="240" w:lineRule="auto"/>
     </w:pPr>
     <w:rPr>
-      <w:rFonts w:asciiTheme="majorHAnsi" w:eastAsiaTheme="majorEastAsia" w:hAnsiTheme="majorHAnsi" w:cstheme="majorBidi"/>
+      <w:rFonts/>
       <w:color w:val="000000" w:themeColor="text1"/>
     </w:rPr>
     <w:tblPr>

--- a/az/discovery-articles/1.16 Atın əhliləşdirilməsi.docx
+++ b/az/discovery-articles/1.16 Atın əhliləşdirilməsi.docx
@@ -32,7 +32,7 @@
         <w:rPr>
           <w:sz w:val="20"/>
         </w:rPr>
-        <w:t>Dövr: təxminən e.ə. IV–III minilliklər; Avrasiya çöllərindəki proses müzakirə olunur; sonralar döyüş arabaları və süvari dövrləri | Əsas iştirakçılar: Avrasiya çöl maldarları, Botay və əlaqəli müzakirələr; sonrakı araba və atlı cəmiyyətlər</w:t>
+        <w:t xml:space="preserve">Dövr: Erkən at saxlama izləri təxminən e.ə. IV–III minilliklərə aiddir. Avrasiya çöllərində bu prosesin harada və necə başladığı hələ də araşdırılır. Sonrakı mərhələlərdə döyüş arabaları və atlı qoşunlar geniş yayıldı. | Əhliləşdirmədə və istifadədə rolu olanlar: Avrasiya çöllərində yaşayan maldar icmalar, o cümlədən at saxlaması ilə bağlı dəlilləri müzakirə olunan Botay mədəniyyəti; sonrakı dövrlərdə döyüş arabalarından və minik atlarından istifadə edən cəmiyyətlər</w:t>
       </w:r>
     </w:p>
     <w:p>
@@ -40,7 +40,7 @@
         <w:widowControl/>
       </w:pPr>
       <w:r>
-        <w:t>Atın əhliləşdirilməsi vəhşi ot yeyən heyvanı minik, yükdaşıma və dartı qüvvəsinə çevirdi. Quruda sürət və gedilə bilən məsafənin artması maldarlığı, müharibəni, poçtu və uzaq xalqların əlaqələrini dəyişdi.</w:t>
+        <w:t xml:space="preserve">Atın əhliləşdirilməsi insanlara sürətlə yol getmək, yük daşımaq və araba çəkmək üçün yeni imkanlar açdı. İnsanlar daha uzaq məsafələri daha qısa vaxtda qət etməyə başladılar. Bu dəyişiklik maldarlığa, döyüş üsullarına, xəbərlərin çatdırılmasına və bir-birindən uzaqda yaşayan xalqların əlaqələrinə təsir göstərdi.</w:t>
       </w:r>
     </w:p>
     <w:p>
@@ -58,7 +58,7 @@
         <w:widowControl/>
       </w:pPr>
       <w:r>
-        <w:t>Genetik və arxeoloji dəlillər Avrasiya çöllərində erkən at saxlanmasına işarə edir.</w:t>
+        <w:t xml:space="preserve">Genetik və arxeoloji dəlillər Avrasiya çöllərində insanların erkən dövrlərdən at saxladıqlarını göstərir.</w:t>
       </w:r>
     </w:p>
     <w:p>
@@ -67,7 +67,7 @@
         <w:widowControl/>
       </w:pPr>
       <w:r>
-        <w:t>Yüyən gəminin dişlərdə yaratdığı aşınma, ağıllar və süd qalıqları tədqiqatçıların müzakirə etdiyi dəlillərdəndir.</w:t>
+        <w:t xml:space="preserve">Atların dişlərində yüyənin ağızlığından yarandığı ehtimal edilən aşınmalar, heyvan saxlamaq üçün ayrılmış yerlər və süd qalıqları araşdırılan dəlillərdəndir. Bu tapıntıların necə şərh olunması barədə müzakirələr davam edir.</w:t>
       </w:r>
     </w:p>
     <w:p>
@@ -76,7 +76,7 @@
         <w:widowControl/>
       </w:pPr>
       <w:r>
-        <w:t>E.ə. II minillikdə at qoşulan döyüş arabaları güc və nüfuzun yayılmasına xidmət etdi.</w:t>
+        <w:t xml:space="preserve">E.ə. II minillikdə at qoşulan döyüş arabaları hərbi gücün və nüfuzun yayılmasında mühüm rol oynadı.</w:t>
       </w:r>
     </w:p>
     <w:p>
@@ -85,7 +85,7 @@
         <w:widowControl/>
       </w:pPr>
       <w:r>
-        <w:t>Sonralar at minmək müharibəni, maldarlığı və uzaq məsafəyə xəbər çatdırmağı dəyişdi.</w:t>
+        <w:t xml:space="preserve">Sonralar atdan minik kimi istifadə döyüş üsullarını, sürülərin idarə olunmasını və uzaq məsafələrə xəbər çatdırılmasını dəyişdirdi.</w:t>
       </w:r>
     </w:p>
     <w:p>
@@ -94,7 +94,7 @@
         <w:widowControl/>
       </w:pPr>
       <w:r>
-        <w:t>Dəmir yolu və avtomobil dövrünədək atlar əsas quru nəqliyyatı vasitələrindən idi.</w:t>
+        <w:t xml:space="preserve">Dəmir yolu və avtomobil geniş yayılana qədər at əsas quru nəqliyyatı vasitələrindən biri idi.</w:t>
       </w:r>
     </w:p>
     <w:p>
@@ -103,7 +103,7 @@
         <w:widowControl/>
       </w:pPr>
       <w:r>
-        <w:t>Bu nədir</w:t>
+        <w:t xml:space="preserve">Atın əhliləşdirilməsi nə deməkdir?</w:t>
       </w:r>
     </w:p>
     <w:p>
@@ -111,7 +111,23 @@
         <w:widowControl/>
       </w:pPr>
       <w:r>
-        <w:t>Atın əhliləşdirilməsi Equus cinsinə aid heyvanları davamlı insan nəzarətində yetişdirmək, bəsləmək, süd, ət, yük, araba və minik üçün öyrətməkdir. Ev atı sadəcə bir dəfə insana alışdırılmış heyvan deyil; nəsillər boyu xasiyyətinə və gücünə görə seçilib artırılır. İnsanlar səfərini və əməyini istənilən qaçandan daha sürətli heyvana bağladılar. Bir gündə qət edilə bilən məsafə genişləndi.</w:t>
+        <w:t xml:space="preserve">Atın əhliləşdirilməsi vəhşi atları insan nəzarətində saxlamaq, bəsləmək və nəsillər boyu yetişdirmək deməkdir. İnsanlar atdan ət və süd əldə edir, onu miniyə, yük daşımağa və araba çəkməyə öyrədirdilər.</w:t>
+      </w:r>
+    </w:p>
+    <w:p>
+      <w:pPr>
+        <w:widowControl/>
+      </w:pPr>
+      <w:r>
+        <w:t xml:space="preserve">Tək bir vəhşi atı insana alışdırmaqla atın əhliləşdirilməsi eyni şey deyil. Əhliləşdirmə uzun sürən bir prosesdir: insanlar daha münasib xasiyyəti, gücü və başqa xüsusiyyətləri olan atları seçərək onların nəslini artırırlar.</w:t>
+      </w:r>
+    </w:p>
+    <w:p>
+      <w:pPr>
+        <w:widowControl/>
+      </w:pPr>
+      <w:r>
+        <w:t xml:space="preserve">At insanın öz gücü ilə görə bildiyi işlərin və gedə bildiyi yolların sərhədini genişləndirdi. Piyada uzun çəkən səfərlər qısaldı, bir gündə daha uzağa getmək mümkün oldu.</w:t>
       </w:r>
     </w:p>
     <w:p>
@@ -120,7 +136,7 @@
         <w:widowControl/>
       </w:pPr>
       <w:r>
-        <w:t>Kim kəşf edib və ya yaradıb</w:t>
+        <w:t xml:space="preserve">Atı ilk kimlər əhliləşdirib?</w:t>
       </w:r>
     </w:p>
     <w:p>
@@ -128,7 +144,23 @@
         <w:widowControl/>
       </w:pPr>
       <w:r>
-        <w:t>İlk idarə olunan at sürüləri ilə bağlı ixtiraçı adı yoxdur. Müasir tədqiqatlarda Avrasiya çöl icmaları əsas yer tutur; dəqiq məkan və tarixlər müzakirə edilir. Sonralar Yaxın Şərq, Avropa və Asiyanın döyüş arabası ustaları, skiflərdən monqollaradək atlı maldar cəmiyyətlər atdan istifadəni genişləndirdilər. Bilik patentlə deyil, atlılar və heyvan yetişdirənlər vasitəsilə ötürülürdü.</w:t>
+        <w:t xml:space="preserve">Atın əhliləşdirilməsini konkret bir şəxsin adı ilə bağlamaq mümkün deyil. Müasir araşdırmalarda Avrasiya çöllərində yaşayan icmalar əsas yer tutur. Lakin ilk at sürülərinin harada, nə vaxt və hansı məqsədlə insan nəzarətinə keçməsi barədə müzakirələr davam edir. Botay mədəniyyətinə aid tapıntılar da bu araşdırmaların mühüm hissəsidir.</w:t>
+      </w:r>
+    </w:p>
+    <w:p>
+      <w:pPr>
+        <w:widowControl/>
+      </w:pPr>
+      <w:r>
+        <w:t xml:space="preserve">Sonrakı dövrlərdə Yaxın Şərq, Avropa və Asiyada döyüş arabaları hazırlayan ustalar, eləcə də skiflərdən monqollaradək müxtəlif atlı maldar cəmiyyətlər atdan istifadə imkanlarını genişləndirdilər.</w:t>
+      </w:r>
+    </w:p>
+    <w:p>
+      <w:pPr>
+        <w:widowControl/>
+      </w:pPr>
+      <w:r>
+        <w:t xml:space="preserve">At saxlamaq, yetişdirmək və minmək bacarıqları insanların gündəlik təcrübəsi ilə formalaşır, atçılar və maldarlar vasitəsilə nəsildən-nəslə ötürülürdü.</w:t>
       </w:r>
     </w:p>
     <w:p>
@@ -137,7 +169,7 @@
         <w:widowControl/>
       </w:pPr>
       <w:r>
-        <w:t>Nə vaxt və necə yaranıb</w:t>
+        <w:t xml:space="preserve">Nə vaxt və necə yayılıb?</w:t>
       </w:r>
     </w:p>
     <w:p>
@@ -145,7 +177,23 @@
         <w:widowControl/>
       </w:pPr>
       <w:r>
-        <w:t>E.ə. IV–III minilliklərdə çöllərdə at saxlanmasına dair dəlillər artır. Bunun minik, sağım, yoxsa ət üçün edildiyi barədə alimlər arasında mübahisələr var. II minilliyin döyüş arabaları atın gücünü Afrika, Avropa və Asiyanın geniş ərazilərinə yaydı. E.ə. I minillikdə və sonrakı dövrlərdə süvari ənənələri çiçəkləndi. Hər mərhələ yüyən gəmi, qoşqu, yem və mülkiyyət qaydaları tələb edirdi. Yayılma otlaqları, müharibəni və ticarəti izləyirdi.</w:t>
+        <w:t xml:space="preserve">E.ə. IV–III minilliklərə aid tapıntılarda Avrasiya çöllərində at saxlanmasına dair daha çox dəlilə rast gəlinir. Bununla belə, həmin atların əsasən minik, süd, yoxsa ət üçün saxlandığı barədə alimlər arasında fikir ayrılığı var.</w:t>
+      </w:r>
+    </w:p>
+    <w:p>
+      <w:pPr>
+        <w:widowControl/>
+      </w:pPr>
+      <w:r>
+        <w:t xml:space="preserve">E.ə. II minillikdə at qoşulan döyüş arabaları Afrika, Avropa və Asiyanın geniş ərazilərində yayıldı. E.ə. I minillikdə və sonrakı dövrlərdə isə atlı döyüş ənənələri daha da inkişaf etdi.</w:t>
+      </w:r>
+    </w:p>
+    <w:p>
+      <w:pPr>
+        <w:widowControl/>
+      </w:pPr>
+      <w:r>
+        <w:t xml:space="preserve">Atdan istifadənin hər forması özünəməxsus bilik və vasitələr tələb edirdi. Yüyən və qoşqu hazırlamaq, yem tədarük etmək, atlara qulluq göstərmək və onların kimə məxsus olduğunu müəyyənləşdirmək lazım gəlirdi. Atçılığın yayılması otlaqlardan istifadə, ticarət əlaqələri və müharibələrlə sıx bağlı idi.</w:t>
       </w:r>
     </w:p>
     <w:p>
@@ -154,7 +202,7 @@
         <w:widowControl/>
       </w:pPr>
       <w:r>
-        <w:t>Elm üçün əhəmiyyəti</w:t>
+        <w:t xml:space="preserve">Elm üçün nə əhəmiyyəti var?</w:t>
       </w:r>
     </w:p>
     <w:p>
@@ -162,7 +210,31 @@
         <w:widowControl/>
       </w:pPr>
       <w:r>
-        <w:t>Atın əhliləşdirilməsi seçmə təsiri altında təkamülü öyrənmək üçün nümunədir: yetişdirmə nəticəsində ölçü, yeriş və davranış dəyişir. Arxeologiya, qədim dezoksiribonuklein turşusu — DNT — və izotop tədqiqatları prosesin vaxtını və coğrafiyasını müəyyənləşdirməyə kömək edir. Dırnaq, vətər və daşınan yük haqqında biliklər baytarlıq və biomexanikanı inkişaf etdirdi. Maşınlardan əvvəl at məsafəni və səfər imkanını qiymətləndirməyin canlı ölçüsü idi.</w:t>
+        <w:t xml:space="preserve">Atın əhliləşdirilməsi insanların apardığı seçmənin heyvanları nəsillər boyu necə dəyişdirdiyini öyrənməyə imkan verir. Müəyyən xüsusiyyətlərə görə seçilib artırılan atların bədən ölçüləri, yerişi və davranışı zamanla dəyişə bilər.</w:t>
+      </w:r>
+    </w:p>
+    <w:p>
+      <w:pPr>
+        <w:widowControl/>
+      </w:pPr>
+      <w:r>
+        <w:t xml:space="preserve">Alimlər bu prosesin nə vaxt və harada baş verdiyini araşdırmaq üçün arxeoloji tapıntılardan, qədim DNT-dən — irsi məlumatı daşıyan dezoksiribonuklein turşusundan və izotop təhlillərindən istifadə edirlər. İzotop təhlili qalıqlardakı kimyəvi elementlərin müxtəlif formalarını araşdıraraq əlavə məlumat əldə etməyə kömək edir.</w:t>
+      </w:r>
+    </w:p>
+    <w:p>
+      <w:pPr>
+        <w:widowControl/>
+      </w:pPr>
+      <w:r>
+        <w:t xml:space="preserve">Atın dırnaqlarının, vətərlərinin və yük daşımaq imkanlarının öyrənilməsi baytarlığın və biomexanikanın — canlıların hərəkətini və bədənə təsir edən qüvvələri araşdıran sahənin inkişafına töhfə verdi.</w:t>
+      </w:r>
+    </w:p>
+    <w:p>
+      <w:pPr>
+        <w:widowControl/>
+      </w:pPr>
+      <w:r>
+        <w:t xml:space="preserve">Mühərrikli nəqliyyatdan əvvəl səfərin nə qədər çəkəcəyi və bir gündə nə qədər yol getməyin mümkün olduğu çox vaxt atın gücü və dözümlülüyü ilə hesablanırdı.</w:t>
       </w:r>
     </w:p>
     <w:p>
@@ -171,7 +243,7 @@
         <w:widowControl/>
       </w:pPr>
       <w:r>
-        <w:t>Sonrakı inkişafa təsiri</w:t>
+        <w:t xml:space="preserve">Sonrakı inkişafa necə təsir edib?</w:t>
       </w:r>
     </w:p>
     <w:p>
@@ -179,7 +251,31 @@
         <w:widowControl/>
       </w:pPr>
       <w:r>
-        <w:t>Döyüş arabaları və süvarilər dövlətləri dəyişdi; poçt atları və kareta yolları imperiyaları bağladı; xışa və arabaya qoşulan atlar şəhərlərin ərzaq təminatına kömək etdi. Baytarlıq, yollar və sonrakı damazlıq kitabları at yetişdirməni sistemləşdirdi. Dəmir yolları və avtomobillər at nəqliyyatının çoxunu əvəz etdi, amma atdan polis işində, idmanda və terapiyada hələ də istifadə olunur. Atsız qədim quru səfərlərinin sürəti və maldar imperiyaların əhatəsi xeyli kiçik görünərdi.</w:t>
+        <w:t xml:space="preserve">Döyüş arabaları və süvarilər dövlətlərin hərbi imkanlarını dəyişdirdi. Poçt atları və atlı araba yolları geniş ərazilər arasında əlaqə yaratdı. Xışa və yük arabasına qoşulan atlar əkinçilikdə, məhsul daşınmasında və şəhərlərin ərzaqla təmin olunmasında mühüm rol oynadı.</w:t>
+      </w:r>
+    </w:p>
+    <w:p>
+      <w:pPr>
+        <w:widowControl/>
+      </w:pPr>
+      <w:r>
+        <w:t xml:space="preserve">Baytarlığın inkişafı, yolların salınması və sonralar atların mənşəyinin qeydə alındığı damazlıq kitablarının hazırlanması atçılığı daha mütəşəkkil bir sahəyə çevirdi.</w:t>
+      </w:r>
+    </w:p>
+    <w:p>
+      <w:pPr>
+        <w:widowControl/>
+      </w:pPr>
+      <w:r>
+        <w:t xml:space="preserve">Dəmir yolları və avtomobillər atların nəqliyyatda gördüyü işlərin böyük hissəsini əvəz etdi. Bununla belə, bu gün də atlardan polis xidmətində, idmanda və bəzi müalicə-bərpa proqramlarında istifadə olunur.</w:t>
+      </w:r>
+    </w:p>
+    <w:p>
+      <w:pPr>
+        <w:widowControl/>
+      </w:pPr>
+      <w:r>
+        <w:t xml:space="preserve">At olmasaydı, qədim dövrlərdə quruda səfərlər daha yavaş gedər, atlı maldar cəmiyyətlərin geniş ərazilərdə hakimiyyət qurması daha çətin olardı.</w:t>
       </w:r>
     </w:p>
     <w:p>
@@ -188,7 +284,7 @@
         <w:widowControl/>
       </w:pPr>
       <w:r>
-        <w:t>İnsan həyatını necə dəyişib</w:t>
+        <w:t xml:space="preserve">İnsanların həyatını necə dəyişib?</w:t>
       </w:r>
     </w:p>
     <w:p>
@@ -196,7 +292,23 @@
         <w:widowControl/>
       </w:pPr>
       <w:r>
-        <w:t>Maldarlar otlaq axtarışında daha uzağa gedə, qasidlər xəbəri sürətlə çatdıra, döyüşçülər qəfil hücum edib uzaqlaşa bilirdilər. At saxlamaq həm də yem ehtiyacı ilə insanların ərzaq ehtiyacı arasında resurs rəqabəti və döyüş meydanında yeni dəhşətlər demək idi. Bir çox cəmiyyətdə dırnaq səsi addım səsi qədər adi idi. Atın mərkəzi yer tutduğu dövrlərdə ictimai mövqe, evlilik hədiyyələri və yer adları da onunla sıx bağlı olurdu.</w:t>
+        <w:t xml:space="preserve">At sayəsində maldarlar sürülərini daha uzaq otlaqlara apara, qasidlər xəbəri daha tez çatdıra, döyüşçülər isə sürətlə hücum edib geri çəkilə bilirdilər.</w:t>
+      </w:r>
+    </w:p>
+    <w:p>
+      <w:pPr>
+        <w:widowControl/>
+      </w:pPr>
+      <w:r>
+        <w:t xml:space="preserve">Lakin at saxlamaq əlavə qayğı və ehtiyat tələb edirdi. Atların yemlənməsinə ayrılan torpaq və məhsul bəzən insanların ərzaq ehtiyacları ilə rəqabətə girirdi. Atlı qoşunlar isə müharibələrə yeni dağıdıcı imkanlar gətirirdi.</w:t>
+      </w:r>
+    </w:p>
+    <w:p>
+      <w:pPr>
+        <w:widowControl/>
+      </w:pPr>
+      <w:r>
+        <w:t xml:space="preserve">Bir çox cəmiyyətdə at nalının səsi gündəlik həyatın ayrılmaz hissəsinə çevrilmişdi. Atın mühüm yer tutduğu mədəniyyətlərdə insanların nüfuzu və ictimai mövqeyi, toy hədiyyələri, hətta yer adları da onunla sıx bağlı idi.</w:t>
       </w:r>
     </w:p>
     <w:p>
@@ -217,7 +329,7 @@
         <w:rPr>
           <w:sz w:val="20"/>
         </w:rPr>
-        <w:t>A Kitablar və əsas elmi əsərlər</w:t>
+        <w:t xml:space="preserve">Kitablar və əsas elmi əsərlər</w:t>
       </w:r>
     </w:p>
     <w:p>
@@ -240,7 +352,7 @@
         <w:rPr>
           <w:sz w:val="20"/>
         </w:rPr>
-        <w:t>C Qurumların materialları və ensiklopedik mənbələr</w:t>
+        <w:t xml:space="preserve">Qurumların materialları və ensiklopedik mənbələr</w:t>
       </w:r>
     </w:p>
     <w:p>
@@ -300,7 +412,7 @@
         <w:rPr>
           <w:sz w:val="20"/>
         </w:rPr>
-        <w:t>B Rəy verilmiş elmi məqalələr və hesabatlar</w:t>
+        <w:t xml:space="preserve">Rəy verilmiş elmi məqalələr və hesabatlar</w:t>
       </w:r>
     </w:p>
     <w:p>
